--- a/Knowledge/3-Work knowledge/1-Software Engineering/1-Software Engineering Fundamentals/5-My Source/4-Networks Devices/3-Types of Modems/4-Fiber Modem (ONT).docx
+++ b/Knowledge/3-Work knowledge/1-Software Engineering/1-Software Engineering Fundamentals/5-My Source/4-Networks Devices/3-Types of Modems/4-Fiber Modem (ONT).docx
@@ -4,67 +4,35 @@
   <w:body>
     <w:p>
       <w:pPr>
-        <w:keepNext/>
-        <w:keepLines/>
-        <w:spacing w:before="400" w:after="120" w:line="276" w:lineRule="auto"/>
-        <w:outlineLvl w:val="0"/>
-        <w:rPr>
-          <w:rFonts w:ascii="Arial" w:eastAsia="Arial" w:hAnsi="Arial" w:cs="Arial"/>
-          <w:kern w:val="0"/>
-          <w:sz w:val="40"/>
-          <w:szCs w:val="40"/>
-          <w:lang w:val="en"/>
-          <w14:ligatures w14:val="none"/>
-        </w:rPr>
+        <w:pStyle w:val="Heading1"/>
       </w:pPr>
       <w:bookmarkStart w:id="0" w:name="_llzx8br4pk4i" w:colFirst="0" w:colLast="0"/>
       <w:bookmarkEnd w:id="0"/>
       <w:r>
         <w:rPr>
-          <w:rFonts w:ascii="Arial" w:eastAsia="Arial" w:hAnsi="Arial" w:cs="Arial"/>
-          <w:kern w:val="0"/>
-          <w:sz w:val="40"/>
-          <w:szCs w:val="40"/>
-          <w:lang w:val="en"/>
-          <w14:ligatures w14:val="none"/>
+          <w:rFonts w:eastAsia="Arial"/>
+          <w:lang w:val="en"/>
         </w:rPr>
         <w:t>Fiber Modem (ONT)</w:t>
       </w:r>
     </w:p>
     <w:p>
       <w:pPr>
-        <w:spacing w:before="280" w:after="120" w:line="276" w:lineRule="auto"/>
-        <w:outlineLvl w:val="1"/>
-        <w:rPr>
-          <w:rFonts w:ascii="Arial" w:eastAsia="Arial" w:hAnsi="Arial" w:cs="Arial"/>
-          <w:kern w:val="0"/>
-          <w:sz w:val="32"/>
-          <w:szCs w:val="32"/>
-          <w:lang w:val="en"/>
-          <w14:ligatures w14:val="none"/>
-        </w:rPr>
+        <w:pStyle w:val="Heading2"/>
       </w:pPr>
       <w:bookmarkStart w:id="1" w:name="_gvg38t8avih0" w:colFirst="0" w:colLast="0"/>
       <w:bookmarkEnd w:id="1"/>
       <w:r>
         <w:rPr>
           <w:rFonts w:ascii="Segoe UI Emoji" w:eastAsia="Arial" w:hAnsi="Segoe UI Emoji" w:cs="Segoe UI Emoji"/>
-          <w:kern w:val="0"/>
-          <w:sz w:val="32"/>
-          <w:szCs w:val="32"/>
-          <w:lang w:val="en"/>
-          <w14:ligatures w14:val="none"/>
+          <w:lang w:val="en"/>
         </w:rPr>
         <w:t>🔌</w:t>
       </w:r>
       <w:r>
         <w:rPr>
-          <w:rFonts w:ascii="Arial" w:eastAsia="Arial" w:hAnsi="Arial" w:cs="Arial"/>
-          <w:kern w:val="0"/>
-          <w:sz w:val="32"/>
-          <w:szCs w:val="32"/>
-          <w:lang w:val="en"/>
-          <w14:ligatures w14:val="none"/>
+          <w:rFonts w:eastAsia="Arial"/>
+          <w:lang w:val="en"/>
         </w:rPr>
         <w:t xml:space="preserve"> What is a Fiber Modem (ONT)?</w:t>
       </w:r>
@@ -106,6 +74,7 @@
         </w:rPr>
         <w:t xml:space="preserve">: </w:t>
       </w:r>
+      <w:proofErr w:type="spellStart"/>
       <w:r>
         <w:rPr>
           <w:rFonts w:ascii="Arial" w:eastAsia="Arial" w:hAnsi="Arial" w:cs="Arial"/>
@@ -117,7 +86,21 @@
           <w:lang w:val="en"/>
           <w14:ligatures w14:val="none"/>
         </w:rPr>
-        <w:t>Chatgpt (GPT</w:t>
+        <w:t>Chatgpt</w:t>
+      </w:r>
+      <w:proofErr w:type="spellEnd"/>
+      <w:r>
+        <w:rPr>
+          <w:rFonts w:ascii="Arial" w:eastAsia="Arial" w:hAnsi="Arial" w:cs="Arial"/>
+          <w:b/>
+          <w:kern w:val="0"/>
+          <w:sz w:val="22"/>
+          <w:szCs w:val="22"/>
+          <w:highlight w:val="darkGray"/>
+          <w:lang w:val="en"/>
+          <w14:ligatures w14:val="none"/>
+        </w:rPr>
+        <w:t xml:space="preserve"> (GPT</w:t>
       </w:r>
       <w:r>
         <w:rPr>
@@ -340,38 +323,21 @@
     </w:p>
     <w:p>
       <w:pPr>
-        <w:spacing w:before="280" w:after="120" w:line="276" w:lineRule="auto"/>
-        <w:outlineLvl w:val="1"/>
-        <w:rPr>
-          <w:rFonts w:ascii="Arial" w:eastAsia="Arial" w:hAnsi="Arial" w:cs="Arial"/>
-          <w:kern w:val="0"/>
-          <w:sz w:val="32"/>
-          <w:szCs w:val="32"/>
-          <w:lang w:val="en"/>
-          <w14:ligatures w14:val="none"/>
-        </w:rPr>
+        <w:pStyle w:val="Heading2"/>
       </w:pPr>
       <w:bookmarkStart w:id="2" w:name="_mly3e3qolkzr" w:colFirst="0" w:colLast="0"/>
       <w:bookmarkEnd w:id="2"/>
       <w:r>
         <w:rPr>
           <w:rFonts w:ascii="Segoe UI Emoji" w:eastAsia="Arial" w:hAnsi="Segoe UI Emoji" w:cs="Segoe UI Emoji"/>
-          <w:kern w:val="0"/>
-          <w:sz w:val="32"/>
-          <w:szCs w:val="32"/>
-          <w:lang w:val="en"/>
-          <w14:ligatures w14:val="none"/>
+          <w:lang w:val="en"/>
         </w:rPr>
         <w:t>📶</w:t>
       </w:r>
       <w:r>
         <w:rPr>
-          <w:rFonts w:ascii="Arial" w:eastAsia="Arial" w:hAnsi="Arial" w:cs="Arial"/>
-          <w:kern w:val="0"/>
-          <w:sz w:val="32"/>
-          <w:szCs w:val="32"/>
-          <w:lang w:val="en"/>
-          <w14:ligatures w14:val="none"/>
+          <w:rFonts w:eastAsia="Arial"/>
+          <w:lang w:val="en"/>
         </w:rPr>
         <w:t xml:space="preserve"> What Does an ONT Do?</w:t>
       </w:r>
@@ -413,6 +379,7 @@
         </w:rPr>
         <w:t xml:space="preserve">: </w:t>
       </w:r>
+      <w:proofErr w:type="spellStart"/>
       <w:r>
         <w:rPr>
           <w:rFonts w:ascii="Arial" w:eastAsia="Arial" w:hAnsi="Arial" w:cs="Arial"/>
@@ -424,7 +391,21 @@
           <w:lang w:val="en"/>
           <w14:ligatures w14:val="none"/>
         </w:rPr>
-        <w:t>Chatgpt (GPT</w:t>
+        <w:t>Chatgpt</w:t>
+      </w:r>
+      <w:proofErr w:type="spellEnd"/>
+      <w:r>
+        <w:rPr>
+          <w:rFonts w:ascii="Arial" w:eastAsia="Arial" w:hAnsi="Arial" w:cs="Arial"/>
+          <w:b/>
+          <w:kern w:val="0"/>
+          <w:sz w:val="22"/>
+          <w:szCs w:val="22"/>
+          <w:highlight w:val="darkGray"/>
+          <w:lang w:val="en"/>
+          <w14:ligatures w14:val="none"/>
+        </w:rPr>
+        <w:t xml:space="preserve"> (GPT</w:t>
       </w:r>
       <w:r>
         <w:rPr>
@@ -910,15 +891,10 @@
     </w:p>
     <w:p>
       <w:pPr>
-        <w:spacing w:before="280" w:after="120" w:line="276" w:lineRule="auto"/>
-        <w:outlineLvl w:val="1"/>
-        <w:rPr>
-          <w:rFonts w:ascii="Arial" w:eastAsia="Arial" w:hAnsi="Arial" w:cs="Arial"/>
-          <w:kern w:val="0"/>
-          <w:sz w:val="32"/>
-          <w:szCs w:val="32"/>
-          <w:lang w:val="en"/>
-          <w14:ligatures w14:val="none"/>
+        <w:pStyle w:val="Heading2"/>
+        <w:rPr>
+          <w:rFonts w:eastAsia="Arial"/>
+          <w:lang w:val="en"/>
         </w:rPr>
       </w:pPr>
       <w:bookmarkStart w:id="3" w:name="_cp66b6z6cse8" w:colFirst="0" w:colLast="0"/>
@@ -926,22 +902,15 @@
       <w:r>
         <w:rPr>
           <w:rFonts w:ascii="Segoe UI Emoji" w:eastAsia="Arial" w:hAnsi="Segoe UI Emoji" w:cs="Segoe UI Emoji"/>
-          <w:kern w:val="0"/>
-          <w:sz w:val="32"/>
-          <w:szCs w:val="32"/>
-          <w:lang w:val="en"/>
-          <w14:ligatures w14:val="none"/>
-        </w:rPr>
+          <w:lang w:val="en"/>
+        </w:rPr>
+        <w:lastRenderedPageBreak/>
         <w:t>🧱</w:t>
       </w:r>
       <w:r>
         <w:rPr>
-          <w:rFonts w:ascii="Arial" w:eastAsia="Arial" w:hAnsi="Arial" w:cs="Arial"/>
-          <w:kern w:val="0"/>
-          <w:sz w:val="32"/>
-          <w:szCs w:val="32"/>
-          <w:lang w:val="en"/>
-          <w14:ligatures w14:val="none"/>
+          <w:rFonts w:eastAsia="Arial"/>
+          <w:lang w:val="en"/>
         </w:rPr>
         <w:t xml:space="preserve"> Basic Setup Diagram</w:t>
       </w:r>
@@ -986,6 +955,7 @@
         </w:rPr>
         <w:t xml:space="preserve">: </w:t>
       </w:r>
+      <w:proofErr w:type="spellStart"/>
       <w:r>
         <w:rPr>
           <w:rFonts w:ascii="Arial" w:eastAsia="Arial" w:hAnsi="Arial" w:cs="Arial"/>
@@ -997,7 +967,21 @@
           <w:lang w:val="en"/>
           <w14:ligatures w14:val="none"/>
         </w:rPr>
-        <w:t>Chatgpt (GPT</w:t>
+        <w:t>Chatgpt</w:t>
+      </w:r>
+      <w:proofErr w:type="spellEnd"/>
+      <w:r>
+        <w:rPr>
+          <w:rFonts w:ascii="Arial" w:eastAsia="Arial" w:hAnsi="Arial" w:cs="Arial"/>
+          <w:b/>
+          <w:kern w:val="0"/>
+          <w:sz w:val="22"/>
+          <w:szCs w:val="22"/>
+          <w:highlight w:val="darkGray"/>
+          <w:lang w:val="en"/>
+          <w14:ligatures w14:val="none"/>
+        </w:rPr>
+        <w:t xml:space="preserve"> (GPT</w:t>
       </w:r>
       <w:r>
         <w:rPr>
@@ -1457,15 +1441,10 @@
     </w:p>
     <w:p>
       <w:pPr>
-        <w:spacing w:before="280" w:after="120" w:line="276" w:lineRule="auto"/>
-        <w:outlineLvl w:val="1"/>
-        <w:rPr>
-          <w:rFonts w:ascii="Arial" w:eastAsia="Arial" w:hAnsi="Arial" w:cs="Arial"/>
-          <w:kern w:val="0"/>
-          <w:sz w:val="32"/>
-          <w:szCs w:val="32"/>
-          <w:lang w:val="en"/>
-          <w14:ligatures w14:val="none"/>
+        <w:pStyle w:val="Heading2"/>
+        <w:rPr>
+          <w:rFonts w:eastAsia="Arial"/>
+          <w:lang w:val="en"/>
         </w:rPr>
       </w:pPr>
       <w:bookmarkStart w:id="4" w:name="_55d0zilmo73n" w:colFirst="0" w:colLast="0"/>
@@ -1473,22 +1452,14 @@
       <w:r>
         <w:rPr>
           <w:rFonts w:ascii="Segoe UI Emoji" w:eastAsia="Arial" w:hAnsi="Segoe UI Emoji" w:cs="Segoe UI Emoji"/>
-          <w:kern w:val="0"/>
-          <w:sz w:val="32"/>
-          <w:szCs w:val="32"/>
-          <w:lang w:val="en"/>
-          <w14:ligatures w14:val="none"/>
+          <w:lang w:val="en"/>
         </w:rPr>
         <w:t>🔧</w:t>
       </w:r>
       <w:r>
         <w:rPr>
-          <w:rFonts w:ascii="Arial" w:eastAsia="Arial" w:hAnsi="Arial" w:cs="Arial"/>
-          <w:kern w:val="0"/>
-          <w:sz w:val="32"/>
-          <w:szCs w:val="32"/>
-          <w:lang w:val="en"/>
-          <w14:ligatures w14:val="none"/>
+          <w:rFonts w:eastAsia="Arial"/>
+          <w:lang w:val="en"/>
         </w:rPr>
         <w:t xml:space="preserve"> Key Features of an ONT</w:t>
       </w:r>
@@ -1533,6 +1504,7 @@
         </w:rPr>
         <w:t xml:space="preserve">: </w:t>
       </w:r>
+      <w:proofErr w:type="spellStart"/>
       <w:r>
         <w:rPr>
           <w:rFonts w:ascii="Arial" w:eastAsia="Arial" w:hAnsi="Arial" w:cs="Arial"/>
@@ -1544,7 +1516,21 @@
           <w:lang w:val="en"/>
           <w14:ligatures w14:val="none"/>
         </w:rPr>
-        <w:t>Chatgpt (GPT</w:t>
+        <w:t>Chatgpt</w:t>
+      </w:r>
+      <w:proofErr w:type="spellEnd"/>
+      <w:r>
+        <w:rPr>
+          <w:rFonts w:ascii="Arial" w:eastAsia="Arial" w:hAnsi="Arial" w:cs="Arial"/>
+          <w:b/>
+          <w:kern w:val="0"/>
+          <w:sz w:val="22"/>
+          <w:szCs w:val="22"/>
+          <w:highlight w:val="darkGray"/>
+          <w:lang w:val="en"/>
+          <w14:ligatures w14:val="none"/>
+        </w:rPr>
+        <w:t xml:space="preserve"> (GPT</w:t>
       </w:r>
       <w:r>
         <w:rPr>
@@ -2130,15 +2116,10 @@
     </w:p>
     <w:p>
       <w:pPr>
-        <w:spacing w:before="280" w:after="120" w:line="276" w:lineRule="auto"/>
-        <w:outlineLvl w:val="1"/>
-        <w:rPr>
-          <w:rFonts w:ascii="Arial" w:eastAsia="Arial" w:hAnsi="Arial" w:cs="Arial"/>
-          <w:kern w:val="0"/>
-          <w:sz w:val="32"/>
-          <w:szCs w:val="32"/>
-          <w:lang w:val="en"/>
-          <w14:ligatures w14:val="none"/>
+        <w:pStyle w:val="Heading2"/>
+        <w:rPr>
+          <w:rFonts w:eastAsia="Arial"/>
+          <w:lang w:val="en"/>
         </w:rPr>
       </w:pPr>
       <w:bookmarkStart w:id="5" w:name="_xns2djb2wdmd" w:colFirst="0" w:colLast="0"/>
@@ -2146,22 +2127,14 @@
       <w:r>
         <w:rPr>
           <w:rFonts w:ascii="Segoe UI Emoji" w:eastAsia="Arial" w:hAnsi="Segoe UI Emoji" w:cs="Segoe UI Emoji"/>
-          <w:kern w:val="0"/>
-          <w:sz w:val="32"/>
-          <w:szCs w:val="32"/>
-          <w:lang w:val="en"/>
-          <w14:ligatures w14:val="none"/>
+          <w:lang w:val="en"/>
         </w:rPr>
         <w:t>📡</w:t>
       </w:r>
       <w:r>
         <w:rPr>
-          <w:rFonts w:ascii="Arial" w:eastAsia="Arial" w:hAnsi="Arial" w:cs="Arial"/>
-          <w:kern w:val="0"/>
-          <w:sz w:val="32"/>
-          <w:szCs w:val="32"/>
-          <w:lang w:val="en"/>
-          <w14:ligatures w14:val="none"/>
+          <w:rFonts w:eastAsia="Arial"/>
+          <w:lang w:val="en"/>
         </w:rPr>
         <w:t xml:space="preserve"> Speeds &amp; Performance</w:t>
       </w:r>
@@ -2206,6 +2179,7 @@
         </w:rPr>
         <w:t xml:space="preserve">: </w:t>
       </w:r>
+      <w:proofErr w:type="spellStart"/>
       <w:r>
         <w:rPr>
           <w:rFonts w:ascii="Arial" w:eastAsia="Arial" w:hAnsi="Arial" w:cs="Arial"/>
@@ -2217,7 +2191,21 @@
           <w:lang w:val="en"/>
           <w14:ligatures w14:val="none"/>
         </w:rPr>
-        <w:t>Chatgpt (GPT</w:t>
+        <w:t>Chatgpt</w:t>
+      </w:r>
+      <w:proofErr w:type="spellEnd"/>
+      <w:r>
+        <w:rPr>
+          <w:rFonts w:ascii="Arial" w:eastAsia="Arial" w:hAnsi="Arial" w:cs="Arial"/>
+          <w:b/>
+          <w:kern w:val="0"/>
+          <w:sz w:val="22"/>
+          <w:szCs w:val="22"/>
+          <w:highlight w:val="darkGray"/>
+          <w:lang w:val="en"/>
+          <w14:ligatures w14:val="none"/>
+        </w:rPr>
+        <w:t xml:space="preserve"> (GPT</w:t>
       </w:r>
       <w:r>
         <w:rPr>
@@ -2710,15 +2698,10 @@
     </w:p>
     <w:p>
       <w:pPr>
-        <w:spacing w:before="280" w:after="120" w:line="276" w:lineRule="auto"/>
-        <w:outlineLvl w:val="1"/>
-        <w:rPr>
-          <w:rFonts w:ascii="Arial" w:eastAsia="Arial" w:hAnsi="Arial" w:cs="Arial"/>
-          <w:kern w:val="0"/>
-          <w:sz w:val="32"/>
-          <w:szCs w:val="32"/>
-          <w:lang w:val="en"/>
-          <w14:ligatures w14:val="none"/>
+        <w:pStyle w:val="Heading2"/>
+        <w:rPr>
+          <w:rFonts w:eastAsia="Arial"/>
+          <w:lang w:val="en"/>
         </w:rPr>
       </w:pPr>
       <w:bookmarkStart w:id="6" w:name="_wd795r94hph3" w:colFirst="0" w:colLast="0"/>
@@ -2726,22 +2709,15 @@
       <w:r>
         <w:rPr>
           <w:rFonts w:ascii="Segoe UI Emoji" w:eastAsia="Arial" w:hAnsi="Segoe UI Emoji" w:cs="Segoe UI Emoji"/>
-          <w:kern w:val="0"/>
-          <w:sz w:val="32"/>
-          <w:szCs w:val="32"/>
-          <w:lang w:val="en"/>
-          <w14:ligatures w14:val="none"/>
-        </w:rPr>
+          <w:lang w:val="en"/>
+        </w:rPr>
+        <w:lastRenderedPageBreak/>
         <w:t>🆚</w:t>
       </w:r>
       <w:r>
         <w:rPr>
-          <w:rFonts w:ascii="Arial" w:eastAsia="Arial" w:hAnsi="Arial" w:cs="Arial"/>
-          <w:kern w:val="0"/>
-          <w:sz w:val="32"/>
-          <w:szCs w:val="32"/>
-          <w:lang w:val="en"/>
-          <w14:ligatures w14:val="none"/>
+          <w:rFonts w:eastAsia="Arial"/>
+          <w:lang w:val="en"/>
         </w:rPr>
         <w:t xml:space="preserve"> ONT vs Modem</w:t>
       </w:r>
@@ -2786,6 +2762,7 @@
         </w:rPr>
         <w:t xml:space="preserve">: </w:t>
       </w:r>
+      <w:proofErr w:type="spellStart"/>
       <w:r>
         <w:rPr>
           <w:rFonts w:ascii="Arial" w:eastAsia="Arial" w:hAnsi="Arial" w:cs="Arial"/>
@@ -2797,7 +2774,21 @@
           <w:lang w:val="en"/>
           <w14:ligatures w14:val="none"/>
         </w:rPr>
-        <w:t>Chatgpt (GPT</w:t>
+        <w:t>Chatgpt</w:t>
+      </w:r>
+      <w:proofErr w:type="spellEnd"/>
+      <w:r>
+        <w:rPr>
+          <w:rFonts w:ascii="Arial" w:eastAsia="Arial" w:hAnsi="Arial" w:cs="Arial"/>
+          <w:b/>
+          <w:kern w:val="0"/>
+          <w:sz w:val="22"/>
+          <w:szCs w:val="22"/>
+          <w:highlight w:val="darkGray"/>
+          <w:lang w:val="en"/>
+          <w14:ligatures w14:val="none"/>
+        </w:rPr>
+        <w:t xml:space="preserve"> (GPT</w:t>
       </w:r>
       <w:r>
         <w:rPr>
@@ -3675,15 +3666,10 @@
     </w:p>
     <w:p>
       <w:pPr>
-        <w:spacing w:before="280" w:after="120" w:line="276" w:lineRule="auto"/>
-        <w:outlineLvl w:val="1"/>
-        <w:rPr>
-          <w:rFonts w:ascii="Arial" w:eastAsia="Arial" w:hAnsi="Arial" w:cs="Arial"/>
-          <w:kern w:val="0"/>
-          <w:sz w:val="32"/>
-          <w:szCs w:val="32"/>
-          <w:lang w:val="en"/>
-          <w14:ligatures w14:val="none"/>
+        <w:pStyle w:val="Heading2"/>
+        <w:rPr>
+          <w:rFonts w:ascii="Arial" w:eastAsia="Arial" w:hAnsi="Arial" w:cs="Arial"/>
+          <w:lang w:val="en"/>
         </w:rPr>
       </w:pPr>
       <w:bookmarkStart w:id="7" w:name="_xl9zwx66xjrm" w:colFirst="0" w:colLast="0"/>
@@ -3691,22 +3677,14 @@
       <w:r>
         <w:rPr>
           <w:rFonts w:ascii="Segoe UI Emoji" w:eastAsia="Arial Unicode MS" w:hAnsi="Segoe UI Emoji" w:cs="Segoe UI Emoji"/>
-          <w:kern w:val="0"/>
-          <w:sz w:val="32"/>
-          <w:szCs w:val="32"/>
-          <w:lang w:val="en"/>
-          <w14:ligatures w14:val="none"/>
+          <w:lang w:val="en"/>
         </w:rPr>
         <w:t>✅</w:t>
       </w:r>
       <w:r>
         <w:rPr>
-          <w:rFonts w:ascii="Arial Unicode MS" w:eastAsia="Arial Unicode MS" w:hAnsi="Arial Unicode MS" w:cs="Arial Unicode MS"/>
-          <w:kern w:val="0"/>
-          <w:sz w:val="32"/>
-          <w:szCs w:val="32"/>
-          <w:lang w:val="en"/>
-          <w14:ligatures w14:val="none"/>
+          <w:rFonts w:eastAsia="Arial Unicode MS"/>
+          <w:lang w:val="en"/>
         </w:rPr>
         <w:t xml:space="preserve"> Pros</w:t>
       </w:r>
@@ -3748,6 +3726,7 @@
         </w:rPr>
         <w:t xml:space="preserve">: </w:t>
       </w:r>
+      <w:proofErr w:type="spellStart"/>
       <w:r>
         <w:rPr>
           <w:rFonts w:ascii="Arial" w:eastAsia="Arial" w:hAnsi="Arial" w:cs="Arial"/>
@@ -3759,7 +3738,21 @@
           <w:lang w:val="en"/>
           <w14:ligatures w14:val="none"/>
         </w:rPr>
-        <w:t>Chatgpt (GPT</w:t>
+        <w:t>Chatgpt</w:t>
+      </w:r>
+      <w:proofErr w:type="spellEnd"/>
+      <w:r>
+        <w:rPr>
+          <w:rFonts w:ascii="Arial" w:eastAsia="Arial" w:hAnsi="Arial" w:cs="Arial"/>
+          <w:b/>
+          <w:kern w:val="0"/>
+          <w:sz w:val="22"/>
+          <w:szCs w:val="22"/>
+          <w:highlight w:val="darkGray"/>
+          <w:lang w:val="en"/>
+          <w14:ligatures w14:val="none"/>
+        </w:rPr>
+        <w:t xml:space="preserve"> (GPT</w:t>
       </w:r>
       <w:r>
         <w:rPr>
@@ -3906,6 +3899,7 @@
           <w:lang w:val="en"/>
           <w14:ligatures w14:val="none"/>
         </w:rPr>
+        <w:lastRenderedPageBreak/>
         <w:t>✅</w:t>
       </w:r>
       <w:r>
@@ -4003,15 +3997,10 @@
     </w:p>
     <w:p>
       <w:pPr>
-        <w:spacing w:before="280" w:after="120" w:line="276" w:lineRule="auto"/>
-        <w:outlineLvl w:val="1"/>
-        <w:rPr>
-          <w:rFonts w:ascii="Arial" w:eastAsia="Arial" w:hAnsi="Arial" w:cs="Arial"/>
-          <w:kern w:val="0"/>
-          <w:sz w:val="32"/>
-          <w:szCs w:val="32"/>
-          <w:lang w:val="en"/>
-          <w14:ligatures w14:val="none"/>
+        <w:pStyle w:val="Heading2"/>
+        <w:rPr>
+          <w:rFonts w:ascii="Arial" w:eastAsia="Arial" w:hAnsi="Arial" w:cs="Arial"/>
+          <w:lang w:val="en"/>
         </w:rPr>
       </w:pPr>
       <w:bookmarkStart w:id="8" w:name="_wz9jtkwep1hx" w:colFirst="0" w:colLast="0"/>
@@ -4019,22 +4008,14 @@
       <w:r>
         <w:rPr>
           <w:rFonts w:ascii="Segoe UI Emoji" w:eastAsia="Arial Unicode MS" w:hAnsi="Segoe UI Emoji" w:cs="Segoe UI Emoji"/>
-          <w:kern w:val="0"/>
-          <w:sz w:val="32"/>
-          <w:szCs w:val="32"/>
-          <w:lang w:val="en"/>
-          <w14:ligatures w14:val="none"/>
+          <w:lang w:val="en"/>
         </w:rPr>
         <w:t>❌</w:t>
       </w:r>
       <w:r>
         <w:rPr>
-          <w:rFonts w:ascii="Arial Unicode MS" w:eastAsia="Arial Unicode MS" w:hAnsi="Arial Unicode MS" w:cs="Arial Unicode MS"/>
-          <w:kern w:val="0"/>
-          <w:sz w:val="32"/>
-          <w:szCs w:val="32"/>
-          <w:lang w:val="en"/>
-          <w14:ligatures w14:val="none"/>
+          <w:rFonts w:eastAsia="Arial Unicode MS"/>
+          <w:lang w:val="en"/>
         </w:rPr>
         <w:t xml:space="preserve"> Cons</w:t>
       </w:r>
@@ -4076,6 +4057,7 @@
         </w:rPr>
         <w:t xml:space="preserve">: </w:t>
       </w:r>
+      <w:proofErr w:type="spellStart"/>
       <w:r>
         <w:rPr>
           <w:rFonts w:ascii="Arial" w:eastAsia="Arial" w:hAnsi="Arial" w:cs="Arial"/>
@@ -4087,7 +4069,21 @@
           <w:lang w:val="en"/>
           <w14:ligatures w14:val="none"/>
         </w:rPr>
-        <w:t>Chatgpt (GPT</w:t>
+        <w:t>Chatgpt</w:t>
+      </w:r>
+      <w:proofErr w:type="spellEnd"/>
+      <w:r>
+        <w:rPr>
+          <w:rFonts w:ascii="Arial" w:eastAsia="Arial" w:hAnsi="Arial" w:cs="Arial"/>
+          <w:b/>
+          <w:kern w:val="0"/>
+          <w:sz w:val="22"/>
+          <w:szCs w:val="22"/>
+          <w:highlight w:val="darkGray"/>
+          <w:lang w:val="en"/>
+          <w14:ligatures w14:val="none"/>
+        </w:rPr>
+        <w:t xml:space="preserve"> (GPT</w:t>
       </w:r>
       <w:r>
         <w:rPr>
@@ -5100,7 +5096,6 @@
     <w:next w:val="Normal"/>
     <w:link w:val="Heading2Char"/>
     <w:uiPriority w:val="9"/>
-    <w:semiHidden/>
     <w:unhideWhenUsed/>
     <w:qFormat/>
     <w:rsid w:val="00367E10"/>
@@ -5317,7 +5312,6 @@
     <w:basedOn w:val="DefaultParagraphFont"/>
     <w:link w:val="Heading2"/>
     <w:uiPriority w:val="9"/>
-    <w:semiHidden/>
     <w:rsid w:val="00367E10"/>
     <w:rPr>
       <w:rFonts w:asciiTheme="majorHAnsi" w:eastAsiaTheme="majorEastAsia" w:hAnsiTheme="majorHAnsi" w:cstheme="majorBidi"/>
